--- a/KLTN_NC_Ban nhan xet_GVHD - update.docx
+++ b/KLTN_NC_Ban nhan xet_GVHD - update.docx
@@ -1002,7 +1002,7 @@
           <w:vertAlign w:val="baseline"/>
           <w:rtl w:val="0"/>
         </w:rPr>
-        <w:t>So sánh với U-Net và SAM-Med2D trên các chỉ số Dice, IoU, Precision, Recall, HD95, CBL; ablation study từng thành phần kiến trúc; kiểm định chéo 4-fold; đánh giá tính bền bỉ với câu nhắc lệch tâm; đánh giá pipeline đầu cuối trên dữ liệu hỗn hợp; kiểm định bước đầu khả năng tổng quát hóa trên bộ dữ liệu độc lập thứ hai (FracAtlas).</w:t>
+        <w:t>So sánh với U-Net và SAM-Med2D trên các chỉ số Dice, IoU, Precision, Recall, HD95, CBL; ablation study từng thành phần kiến trúc; kiểm định chéo 4-fold; đánh giá tính bền bỉ với câu nhắc lệch tâm; đánh giá pipeline đầu cuối trên dữ liệu hỗn hợp; kiểm định khả năng tổng quát hóa trên bộ dữ liệu độc lập thứ hai (FracAtlas, đầy đủ cả hai độ phân giải và ba kịch bản prompt).</w:t>
       </w:r>
     </w:p>
     <w:p>
@@ -1103,7 +1103,7 @@
           <w:vertAlign w:val="baseline"/>
           <w:rtl w:val="0"/>
         </w:rPr>
-        <w:t xml:space="preserve">Đề xuất kiến trúc PGA-UNet hạng nhẹ (~3 triệu tham số) tích hợp câu nhắc trực quan trực tiếp vào cả bộ mã hóa và bộ giải mã của mạng CNN, được huấn luyện hoàn toàn từ đầu trên ảnh X-quang xương 2D.</w:t>
+        <w:t>Đề xuất kiến trúc PGA-UNet hạng nhẹ (~3 triệu tham số), tích hợp câu nhắc trực quan trực tiếp vào cả bộ mã hóa (Prompt Spatial Gate) và bộ giải mã (Conditioned Attention) của mạng CNN, huấn luyện hoàn toàn từ đầu trên ảnh X-quang xương 2D. Thực nghiệm chứng minh cơ chế "hướng dẫn mềm" này giúp mô hình duy trì hiệu năng ổn định ngay cả khi câu nhắc bị lệch tâm hoàn toàn (Dice chỉ giảm từ 0.8584 xuống 0.8454 khi lệch 100%), và tổng quát hóa tốt sang một bộ dữ liệu độc lập khác (FracAtlas, khác đặc tính hình thái tổn thương).</w:t>
       </w:r>
     </w:p>
     <w:p>
@@ -1131,9 +1131,46 @@
       </w:pPr>
       <w:r>
         <w:rPr>
-          <w:rtl w:val="0"/>
-        </w:rPr>
-        <w:t>Chứng minh bằng thực nghiệm tính bền bỉ (robustness) của cơ chế "hướng dẫn mềm": mô hình duy trì hiệu năng ổn định ngay cả khi câu nhắc bị lệch tâm hoàn toàn (Dice chỉ giảm từ 0.8584 ở câu nhắc lý tưởng xuống 0.8454 khi lệch 100%).</w:t>
+          <w:i w:val="0"/>
+          <w:iCs w:val="0"/>
+          <w:smallCaps w:val="0"/>
+          <w:strike w:val="0"/>
+          <w:color w:val="000000"/>
+          <w:sz w:val="26"/>
+          <w:szCs w:val="26"/>
+          <w:u w:val="none"/>
+          <w:shd w:fill="auto" w:val="clear"/>
+          <w:vertAlign w:val="baseline"/>
+          <w:rtl w:val="0"/>
+        </w:rPr>
+        <w:t>Xây dựng và đánh giá quy trình end-to-end kết hợp module phân lớp sàng lọc và phân đoạn trên dữ liệu hỗn hợp (cả ảnh bình thường và bệnh lý), qua đó định lượng được sai số tích lũy giữa hai giai đoạn: Pipeline Dice = 0.7544, thấp hơn phân đoạn đơn lẻ. Đây là góc nhìn hệ thống ít được đề cập khi chỉ đánh giá module phân đoạn riêng lẻ.</w:t>
+      </w:r>
+    </w:p>
+    <w:p>
+      <w:pPr>
+        <w:spacing w:after="80" w:before="80" w:lineRule="auto"/>
+        <w:rPr>
+          <w:i w:val="0"/>
+          <w:iCs w:val="0"/>
+          <w:smallCaps w:val="0"/>
+          <w:strike w:val="0"/>
+          <w:color w:val="ff0000"/>
+          <w:sz w:val="26"/>
+          <w:szCs w:val="26"/>
+          <w:u w:val="none"/>
+          <w:shd w:fill="auto" w:val="clear"/>
+          <w:vertAlign w:val="baseline"/>
+        </w:rPr>
+      </w:pPr>
+      <w:r>
+        <w:rPr>
+          <w:b w:val="1"/>
+          <w:bCs w:val="1"/>
+          <w:sz w:val="26"/>
+          <w:szCs w:val="26"/>
+          <w:rtl w:val="0"/>
+        </w:rPr>
+        <w:t xml:space="preserve">Đóng góp thực tiễn:</w:t>
       </w:r>
       <w:r>
         <w:rPr>
@@ -1166,6 +1203,12 @@
       </w:pPr>
       <w:r>
         <w:rPr>
+          <w:rtl w:val="0"/>
+        </w:rPr>
+        <w:t xml:space="preserve">Xây dựng chương trình</w:t>
+      </w:r>
+      <w:r>
+        <w:rPr>
           <w:i w:val="0"/>
           <w:iCs w:val="0"/>
           <w:smallCaps w:val="0"/>
@@ -1178,24 +1221,35 @@
           <w:vertAlign w:val="baseline"/>
           <w:rtl w:val="0"/>
         </w:rPr>
-        <w:t xml:space="preserve">Xây dựng quy trình đánh giá end-to-end kết hợp module phân lớp và phân đoạn, mô phỏng luồng xử lý lâm sàng trên dữ liệu hỗn hợp gồm cả ảnh bình thường và ảnh bệnh lý, phản ánh sát điều kiện triển khai hơn so với đánh giá phân đoạn đơn lẻ.</w:t>
-      </w:r>
-    </w:p>
-    <w:p>
-      <w:pPr>
-        <w:spacing w:after="80" w:before="80" w:lineRule="auto"/>
-        <w:rPr>
-          <w:i w:val="0"/>
-          <w:iCs w:val="0"/>
-          <w:smallCaps w:val="0"/>
-          <w:strike w:val="0"/>
-          <w:color w:val="ff0000"/>
-          <w:sz w:val="26"/>
-          <w:szCs w:val="26"/>
-          <w:u w:val="none"/>
-          <w:shd w:fill="auto" w:val="clear"/>
-          <w:vertAlign w:val="baseline"/>
-        </w:rPr>
+        <w:t xml:space="preserve"> </w:t>
+      </w:r>
+      <w:r>
+        <w:rPr>
+          <w:rtl w:val="0"/>
+        </w:rPr>
+        <w:t xml:space="preserve">demo thực hiện phân đoạn ảnh X-quang xương</w:t>
+      </w:r>
+      <w:r>
+        <w:rPr>
+          <w:i w:val="0"/>
+          <w:iCs w:val="0"/>
+          <w:smallCaps w:val="0"/>
+          <w:strike w:val="0"/>
+          <w:color w:val="000000"/>
+          <w:sz w:val="26"/>
+          <w:szCs w:val="26"/>
+          <w:u w:val="none"/>
+          <w:shd w:fill="auto" w:val="clear"/>
+          <w:vertAlign w:val="baseline"/>
+          <w:rtl w:val="0"/>
+        </w:rPr>
+        <w:t xml:space="preserve">, có khả năng chạy trên phần cứng y tế thông thường (GPU 4GB).</w:t>
+      </w:r>
+    </w:p>
+    <w:p>
+      <w:pPr>
+        <w:spacing w:after="120" w:before="200" w:lineRule="auto"/>
+        <w:rPr/>
       </w:pPr>
       <w:r>
         <w:rPr>
@@ -1205,7 +1259,7 @@
           <w:szCs w:val="26"/>
           <w:rtl w:val="0"/>
         </w:rPr>
-        <w:t xml:space="preserve">Đóng góp thực tiễn:</w:t>
+        <w:t xml:space="preserve">4. Quá trình thực hiện:</w:t>
       </w:r>
       <w:r>
         <w:rPr>
@@ -1238,12 +1292,6 @@
       </w:pPr>
       <w:r>
         <w:rPr>
-          <w:rtl w:val="0"/>
-        </w:rPr>
-        <w:t xml:space="preserve">Xây dựng chương trình</w:t>
-      </w:r>
-      <w:r>
-        <w:rPr>
           <w:i w:val="0"/>
           <w:iCs w:val="0"/>
           <w:smallCaps w:val="0"/>
@@ -1256,50 +1304,7 @@
           <w:vertAlign w:val="baseline"/>
           <w:rtl w:val="0"/>
         </w:rPr>
-        <w:t xml:space="preserve"> </w:t>
-      </w:r>
-      <w:r>
-        <w:rPr>
-          <w:rtl w:val="0"/>
-        </w:rPr>
-        <w:t xml:space="preserve">demo thực hiện phân đoạn ảnh X-quang xương</w:t>
-      </w:r>
-      <w:r>
-        <w:rPr>
-          <w:i w:val="0"/>
-          <w:iCs w:val="0"/>
-          <w:smallCaps w:val="0"/>
-          <w:strike w:val="0"/>
-          <w:color w:val="000000"/>
-          <w:sz w:val="26"/>
-          <w:szCs w:val="26"/>
-          <w:u w:val="none"/>
-          <w:shd w:fill="auto" w:val="clear"/>
-          <w:vertAlign w:val="baseline"/>
-          <w:rtl w:val="0"/>
-        </w:rPr>
-        <w:t xml:space="preserve">, có khả năng chạy trên phần cứng y tế thông thường (GPU 4GB).</w:t>
-      </w:r>
-    </w:p>
-    <w:p>
-      <w:pPr>
-        <w:spacing w:after="120" w:before="200" w:lineRule="auto"/>
-        <w:rPr/>
-      </w:pPr>
-      <w:r>
-        <w:rPr>
-          <w:b w:val="1"/>
-          <w:bCs w:val="1"/>
-          <w:sz w:val="26"/>
-          <w:szCs w:val="26"/>
-          <w:rtl w:val="0"/>
-        </w:rPr>
-        <w:t xml:space="preserve">4. Quá trình thực hiện:</w:t>
-      </w:r>
-      <w:r>
-        <w:rPr>
-          <w:rtl w:val="0"/>
-        </w:rPr>
+        <w:t xml:space="preserve">Giai đoạn 1: Nghiên cứu tài liệu, khảo sát kiến trúc U-Net, Attention U-Net, SAM-Med2D và phân tích đặc điểm bộ dữ liệu BTXRD.</w:t>
       </w:r>
     </w:p>
     <w:p>
@@ -1331,15 +1336,98 @@
           <w:iCs w:val="0"/>
           <w:smallCaps w:val="0"/>
           <w:strike w:val="0"/>
-          <w:color w:val="000000"/>
-          <w:sz w:val="26"/>
-          <w:szCs w:val="26"/>
-          <w:u w:val="none"/>
-          <w:shd w:fill="auto" w:val="clear"/>
-          <w:vertAlign w:val="baseline"/>
-          <w:rtl w:val="0"/>
-        </w:rPr>
-        <w:t xml:space="preserve">Giai đoạn 1: Nghiên cứu tài liệu, khảo sát kiến trúc U-Net, Attention U-Net, SAM-Med2D và phân tích đặc điểm bộ dữ liệu BTXRD.</w:t>
+          <w:sz w:val="26"/>
+          <w:szCs w:val="26"/>
+          <w:u w:val="none"/>
+          <w:shd w:fill="auto" w:val="clear"/>
+          <w:vertAlign w:val="baseline"/>
+          <w:rtl w:val="0"/>
+        </w:rPr>
+        <w:t xml:space="preserve">Giai đoạn 2: </w:t>
+      </w:r>
+      <w:r>
+        <w:rPr>
+          <w:rtl w:val="0"/>
+        </w:rPr>
+        <w:t xml:space="preserve">Thực hiện</w:t>
+      </w:r>
+      <w:r>
+        <w:rPr>
+          <w:i w:val="0"/>
+          <w:iCs w:val="0"/>
+          <w:smallCaps w:val="0"/>
+          <w:strike w:val="0"/>
+          <w:sz w:val="26"/>
+          <w:szCs w:val="26"/>
+          <w:u w:val="none"/>
+          <w:shd w:fill="auto" w:val="clear"/>
+          <w:vertAlign w:val="baseline"/>
+          <w:rtl w:val="0"/>
+        </w:rPr>
+        <w:t xml:space="preserve"> loại bỏ nhiễu </w:t>
+      </w:r>
+      <w:r>
+        <w:rPr>
+          <w:rtl w:val="0"/>
+        </w:rPr>
+        <w:t xml:space="preserve">với</w:t>
+      </w:r>
+      <w:r>
+        <w:rPr>
+          <w:i w:val="0"/>
+          <w:iCs w:val="0"/>
+          <w:smallCaps w:val="0"/>
+          <w:strike w:val="0"/>
+          <w:sz w:val="26"/>
+          <w:szCs w:val="26"/>
+          <w:u w:val="none"/>
+          <w:shd w:fill="auto" w:val="clear"/>
+          <w:vertAlign w:val="baseline"/>
+          <w:rtl w:val="0"/>
+        </w:rPr>
+        <w:t xml:space="preserve"> YOLO11s; ph</w:t>
+      </w:r>
+      <w:r>
+        <w:rPr>
+          <w:rtl w:val="0"/>
+        </w:rPr>
+        <w:t xml:space="preserve">ân </w:t>
+      </w:r>
+      <w:r>
+        <w:rPr>
+          <w:i w:val="0"/>
+          <w:iCs w:val="0"/>
+          <w:smallCaps w:val="0"/>
+          <w:strike w:val="0"/>
+          <w:sz w:val="26"/>
+          <w:szCs w:val="26"/>
+          <w:u w:val="none"/>
+          <w:shd w:fill="auto" w:val="clear"/>
+          <w:vertAlign w:val="baseline"/>
+          <w:rtl w:val="0"/>
+        </w:rPr>
+        <w:t xml:space="preserve">chia tập dữ liệu th</w:t>
+      </w:r>
+      <w:r>
+        <w:rPr>
+          <w:rtl w:val="0"/>
+        </w:rPr>
+        <w:t xml:space="preserve">ành các tập huấn luyện, đánh giá, kiểm thử</w:t>
+      </w:r>
+      <w:r>
+        <w:rPr>
+          <w:i w:val="0"/>
+          <w:iCs w:val="0"/>
+          <w:smallCaps w:val="0"/>
+          <w:strike w:val="0"/>
+          <w:sz w:val="26"/>
+          <w:szCs w:val="26"/>
+          <w:u w:val="none"/>
+          <w:shd w:fill="auto" w:val="clear"/>
+          <w:vertAlign w:val="baseline"/>
+          <w:rtl w:val="0"/>
+        </w:rPr>
+        <w:t xml:space="preserve">.</w:t>
       </w:r>
     </w:p>
     <w:p>
@@ -1371,98 +1459,26 @@
           <w:iCs w:val="0"/>
           <w:smallCaps w:val="0"/>
           <w:strike w:val="0"/>
-          <w:sz w:val="26"/>
-          <w:szCs w:val="26"/>
-          <w:u w:val="none"/>
-          <w:shd w:fill="auto" w:val="clear"/>
-          <w:vertAlign w:val="baseline"/>
-          <w:rtl w:val="0"/>
-        </w:rPr>
-        <w:t xml:space="preserve">Giai đoạn 2: </w:t>
-      </w:r>
-      <w:r>
-        <w:rPr>
-          <w:rtl w:val="0"/>
-        </w:rPr>
-        <w:t xml:space="preserve">Thực hiện</w:t>
-      </w:r>
-      <w:r>
-        <w:rPr>
-          <w:i w:val="0"/>
-          <w:iCs w:val="0"/>
-          <w:smallCaps w:val="0"/>
-          <w:strike w:val="0"/>
-          <w:sz w:val="26"/>
-          <w:szCs w:val="26"/>
-          <w:u w:val="none"/>
-          <w:shd w:fill="auto" w:val="clear"/>
-          <w:vertAlign w:val="baseline"/>
-          <w:rtl w:val="0"/>
-        </w:rPr>
-        <w:t xml:space="preserve"> loại bỏ nhiễu </w:t>
-      </w:r>
-      <w:r>
-        <w:rPr>
-          <w:rtl w:val="0"/>
-        </w:rPr>
-        <w:t xml:space="preserve">với</w:t>
-      </w:r>
-      <w:r>
-        <w:rPr>
-          <w:i w:val="0"/>
-          <w:iCs w:val="0"/>
-          <w:smallCaps w:val="0"/>
-          <w:strike w:val="0"/>
-          <w:sz w:val="26"/>
-          <w:szCs w:val="26"/>
-          <w:u w:val="none"/>
-          <w:shd w:fill="auto" w:val="clear"/>
-          <w:vertAlign w:val="baseline"/>
-          <w:rtl w:val="0"/>
-        </w:rPr>
-        <w:t xml:space="preserve"> YOLO11s; ph</w:t>
-      </w:r>
-      <w:r>
-        <w:rPr>
-          <w:rtl w:val="0"/>
-        </w:rPr>
-        <w:t xml:space="preserve">ân </w:t>
-      </w:r>
-      <w:r>
-        <w:rPr>
-          <w:i w:val="0"/>
-          <w:iCs w:val="0"/>
-          <w:smallCaps w:val="0"/>
-          <w:strike w:val="0"/>
-          <w:sz w:val="26"/>
-          <w:szCs w:val="26"/>
-          <w:u w:val="none"/>
-          <w:shd w:fill="auto" w:val="clear"/>
-          <w:vertAlign w:val="baseline"/>
-          <w:rtl w:val="0"/>
-        </w:rPr>
-        <w:t xml:space="preserve">chia tập dữ liệu th</w:t>
-      </w:r>
-      <w:r>
-        <w:rPr>
-          <w:rtl w:val="0"/>
-        </w:rPr>
-        <w:t xml:space="preserve">ành các tập huấn luyện, đánh giá, kiểm thử</w:t>
-      </w:r>
-      <w:r>
-        <w:rPr>
-          <w:i w:val="0"/>
-          <w:iCs w:val="0"/>
-          <w:smallCaps w:val="0"/>
-          <w:strike w:val="0"/>
-          <w:sz w:val="26"/>
-          <w:szCs w:val="26"/>
-          <w:u w:val="none"/>
-          <w:shd w:fill="auto" w:val="clear"/>
-          <w:vertAlign w:val="baseline"/>
+          <w:color w:val="000000"/>
+          <w:sz w:val="26"/>
+          <w:szCs w:val="26"/>
+          <w:u w:val="none"/>
+          <w:shd w:fill="auto" w:val="clear"/>
+          <w:vertAlign w:val="baseline"/>
+          <w:rtl w:val="0"/>
+        </w:rPr>
+        <w:t xml:space="preserve">Giai đoạn 3: Thiết kế và huấn luyện PGA-UNet</w:t>
+      </w:r>
+      <w:r>
+        <w:rPr>
           <w:rtl w:val="0"/>
         </w:rPr>
         <w:t xml:space="preserve">.</w:t>
+      </w:r>
+      <w:r>
+        <w:rPr>
+          <w:rtl w:val="0"/>
+        </w:rPr>
       </w:r>
     </w:p>
     <w:p>
@@ -1502,18 +1518,7 @@
           <w:vertAlign w:val="baseline"/>
           <w:rtl w:val="0"/>
         </w:rPr>
-        <w:t xml:space="preserve">Giai đoạn 3: Thiết kế và huấn luyện PGA-UNet</w:t>
-      </w:r>
-      <w:r>
-        <w:rPr>
-          <w:rtl w:val="0"/>
-        </w:rPr>
-        <w:t xml:space="preserve">.</w:t>
-      </w:r>
-      <w:r>
-        <w:rPr>
-          <w:rtl w:val="0"/>
-        </w:rPr>
+        <w:t xml:space="preserve">Giai đoạn 4: Thực nghiệm so sánh với baseline và SAM-Med2D; ablation study; đánh giá tính bền bỉ.</w:t>
       </w:r>
     </w:p>
     <w:p>
@@ -1553,7 +1558,73 @@
           <w:vertAlign w:val="baseline"/>
           <w:rtl w:val="0"/>
         </w:rPr>
-        <w:t xml:space="preserve">Giai đoạn 4: Thực nghiệm so sánh với baseline và SAM-Med2D; ablation study; đánh giá tính bền bỉ.</w:t>
+        <w:t xml:space="preserve">Giai đoạn 5: </w:t>
+      </w:r>
+      <w:r>
+        <w:rPr>
+          <w:rtl w:val="0"/>
+        </w:rPr>
+        <w:t xml:space="preserve">Tích hợp module phân lớp EfficientNet_B3</w:t>
+      </w:r>
+      <w:r>
+        <w:rPr>
+          <w:i w:val="0"/>
+          <w:iCs w:val="0"/>
+          <w:smallCaps w:val="0"/>
+          <w:strike w:val="0"/>
+          <w:color w:val="000000"/>
+          <w:sz w:val="26"/>
+          <w:szCs w:val="26"/>
+          <w:u w:val="none"/>
+          <w:shd w:fill="auto" w:val="clear"/>
+          <w:vertAlign w:val="baseline"/>
+          <w:rtl w:val="0"/>
+        </w:rPr>
+        <w:t xml:space="preserve"> </w:t>
+      </w:r>
+      <w:r>
+        <w:rPr>
+          <w:rtl w:val="0"/>
+        </w:rPr>
+        <w:t xml:space="preserve">vào</w:t>
+      </w:r>
+      <w:r>
+        <w:rPr>
+          <w:i w:val="0"/>
+          <w:iCs w:val="0"/>
+          <w:smallCaps w:val="0"/>
+          <w:strike w:val="0"/>
+          <w:color w:val="000000"/>
+          <w:sz w:val="26"/>
+          <w:szCs w:val="26"/>
+          <w:u w:val="none"/>
+          <w:shd w:fill="auto" w:val="clear"/>
+          <w:vertAlign w:val="baseline"/>
+          <w:rtl w:val="0"/>
+        </w:rPr>
+        <w:t xml:space="preserve"> pipeline end-to-end </w:t>
+      </w:r>
+      <w:r>
+        <w:rPr>
+          <w:rtl w:val="0"/>
+        </w:rPr>
+        <w:t xml:space="preserve">để đánh giá</w:t>
+      </w:r>
+      <w:r>
+        <w:rPr>
+          <w:i w:val="0"/>
+          <w:iCs w:val="0"/>
+          <w:smallCaps w:val="0"/>
+          <w:strike w:val="0"/>
+          <w:color w:val="000000"/>
+          <w:sz w:val="26"/>
+          <w:szCs w:val="26"/>
+          <w:u w:val="none"/>
+          <w:shd w:fill="auto" w:val="clear"/>
+          <w:vertAlign w:val="baseline"/>
+          <w:rtl w:val="0"/>
+        </w:rPr>
+        <w:t xml:space="preserve"> trên tập dữ liệu hỗn hợp.</w:t>
       </w:r>
     </w:p>
     <w:p>
@@ -1593,73 +1664,28 @@
           <w:vertAlign w:val="baseline"/>
           <w:rtl w:val="0"/>
         </w:rPr>
-        <w:t xml:space="preserve">Giai đoạn 5: </w:t>
-      </w:r>
-      <w:r>
-        <w:rPr>
-          <w:rtl w:val="0"/>
-        </w:rPr>
-        <w:t xml:space="preserve">Tích hợp module phân lớp EfficientNet_B3</w:t>
-      </w:r>
-      <w:r>
-        <w:rPr>
-          <w:i w:val="0"/>
-          <w:iCs w:val="0"/>
-          <w:smallCaps w:val="0"/>
-          <w:strike w:val="0"/>
-          <w:color w:val="000000"/>
-          <w:sz w:val="26"/>
-          <w:szCs w:val="26"/>
-          <w:u w:val="none"/>
-          <w:shd w:fill="auto" w:val="clear"/>
-          <w:vertAlign w:val="baseline"/>
-          <w:rtl w:val="0"/>
-        </w:rPr>
-        <w:t xml:space="preserve"> </w:t>
-      </w:r>
-      <w:r>
-        <w:rPr>
-          <w:rtl w:val="0"/>
-        </w:rPr>
-        <w:t xml:space="preserve">vào</w:t>
-      </w:r>
-      <w:r>
-        <w:rPr>
-          <w:i w:val="0"/>
-          <w:iCs w:val="0"/>
-          <w:smallCaps w:val="0"/>
-          <w:strike w:val="0"/>
-          <w:color w:val="000000"/>
-          <w:sz w:val="26"/>
-          <w:szCs w:val="26"/>
-          <w:u w:val="none"/>
-          <w:shd w:fill="auto" w:val="clear"/>
-          <w:vertAlign w:val="baseline"/>
-          <w:rtl w:val="0"/>
-        </w:rPr>
-        <w:t xml:space="preserve"> pipeline end-to-end </w:t>
-      </w:r>
-      <w:r>
-        <w:rPr>
-          <w:rtl w:val="0"/>
-        </w:rPr>
-        <w:t xml:space="preserve">để đánh giá</w:t>
-      </w:r>
-      <w:r>
-        <w:rPr>
-          <w:i w:val="0"/>
-          <w:iCs w:val="0"/>
-          <w:smallCaps w:val="0"/>
-          <w:strike w:val="0"/>
-          <w:color w:val="000000"/>
-          <w:sz w:val="26"/>
-          <w:szCs w:val="26"/>
-          <w:u w:val="none"/>
-          <w:shd w:fill="auto" w:val="clear"/>
-          <w:vertAlign w:val="baseline"/>
-          <w:rtl w:val="0"/>
-        </w:rPr>
-        <w:t xml:space="preserve"> trên tập dữ liệu hỗn hợp.</w:t>
+        <w:t xml:space="preserve">Giai đoạn 6: Viết báo cáo khóa luận và chuẩn bị bảo vệ.</w:t>
+      </w:r>
+    </w:p>
+    <w:p>
+      <w:pPr>
+        <w:spacing w:after="120" w:before="200" w:lineRule="auto"/>
+        <w:rPr/>
+      </w:pPr>
+      <w:r>
+        <w:rPr>
+          <w:b w:val="1"/>
+          <w:bCs w:val="1"/>
+          <w:sz w:val="26"/>
+          <w:szCs w:val="26"/>
+          <w:rtl w:val="0"/>
+        </w:rPr>
+        <w:t xml:space="preserve">5. Báo cáo viết:</w:t>
+      </w:r>
+      <w:r>
+        <w:rPr>
+          <w:rtl w:val="0"/>
+        </w:rPr>
       </w:r>
     </w:p>
     <w:p>
@@ -1699,28 +1725,7 @@
           <w:vertAlign w:val="baseline"/>
           <w:rtl w:val="0"/>
         </w:rPr>
-        <w:t xml:space="preserve">Giai đoạn 6: Viết báo cáo khóa luận và chuẩn bị bảo vệ.</w:t>
-      </w:r>
-    </w:p>
-    <w:p>
-      <w:pPr>
-        <w:spacing w:after="120" w:before="200" w:lineRule="auto"/>
-        <w:rPr/>
-      </w:pPr>
-      <w:r>
-        <w:rPr>
-          <w:b w:val="1"/>
-          <w:bCs w:val="1"/>
-          <w:sz w:val="26"/>
-          <w:szCs w:val="26"/>
-          <w:rtl w:val="0"/>
-        </w:rPr>
-        <w:t xml:space="preserve">5. Báo cáo viết:</w:t>
-      </w:r>
-      <w:r>
-        <w:rPr>
-          <w:rtl w:val="0"/>
-        </w:rPr>
+        <w:t xml:space="preserve">Báo cáo nhìn chung được trình bày mạch lạc, đầy đủ các nội dung cần thiết, có phần ablation study và kiểm định chéo 4-fold thể hiện nỗ lực thực nghiệm nghiêm túc. Nhóm có ý thức phân tích trung thực cả các trường hợp thất bại và hạn chế của hệ thống.</w:t>
       </w:r>
     </w:p>
     <w:p>
@@ -1760,7 +1765,177 @@
           <w:vertAlign w:val="baseline"/>
           <w:rtl w:val="0"/>
         </w:rPr>
-        <w:t xml:space="preserve">Báo cáo nhìn chung được trình bày mạch lạc, đầy đủ các nội dung cần thiết, có phần ablation study và kiểm định chéo 4-fold thể hiện nỗ lực thực nghiệm nghiêm túc. Nhóm có ý thức phân tích trung thực cả các trường hợp thất bại và hạn chế của hệ thống.</w:t>
+        <w:t xml:space="preserve">Tuy nhiên báo cáo còn một số điểm cần khắc phục trước khi bảo vệ: (1) cần làm rõ và trình bày nhất quán đóng góp của kiến trúc </w:t>
+      </w:r>
+      <w:r>
+        <w:rPr>
+          <w:rtl w:val="0"/>
+        </w:rPr>
+        <w:t xml:space="preserve">-</w:t>
+      </w:r>
+      <w:r>
+        <w:rPr>
+          <w:i w:val="0"/>
+          <w:iCs w:val="0"/>
+          <w:smallCaps w:val="0"/>
+          <w:strike w:val="0"/>
+          <w:color w:val="000000"/>
+          <w:sz w:val="26"/>
+          <w:szCs w:val="26"/>
+          <w:u w:val="none"/>
+          <w:shd w:fill="auto" w:val="clear"/>
+          <w:vertAlign w:val="baseline"/>
+          <w:rtl w:val="0"/>
+        </w:rPr>
+        <w:t xml:space="preserve"> kết quả ablation cho thấy PSG + CAD đánh đổi một phần hiệu năng ở câu nhắc lý tưởng để đổi lấy tính bền bỉ, do đó nên định h</w:t>
+      </w:r>
+      <w:r>
+        <w:rPr>
+          <w:rtl w:val="0"/>
+        </w:rPr>
+        <w:t xml:space="preserve">ướng</w:t>
+      </w:r>
+      <w:r>
+        <w:rPr>
+          <w:i w:val="0"/>
+          <w:iCs w:val="0"/>
+          <w:smallCaps w:val="0"/>
+          <w:strike w:val="0"/>
+          <w:color w:val="000000"/>
+          <w:sz w:val="26"/>
+          <w:szCs w:val="26"/>
+          <w:u w:val="none"/>
+          <w:shd w:fill="auto" w:val="clear"/>
+          <w:vertAlign w:val="baseline"/>
+          <w:rtl w:val="0"/>
+        </w:rPr>
+        <w:t xml:space="preserve"> khung đóng góp theo hướng hi</w:t>
+      </w:r>
+      <w:r>
+        <w:rPr>
+          <w:rtl w:val="0"/>
+        </w:rPr>
+        <w:t xml:space="preserve">ệu suất</w:t>
+      </w:r>
+      <w:r>
+        <w:rPr>
+          <w:i w:val="0"/>
+          <w:iCs w:val="0"/>
+          <w:smallCaps w:val="0"/>
+          <w:strike w:val="0"/>
+          <w:color w:val="000000"/>
+          <w:sz w:val="26"/>
+          <w:szCs w:val="26"/>
+          <w:u w:val="none"/>
+          <w:shd w:fill="auto" w:val="clear"/>
+          <w:vertAlign w:val="baseline"/>
+          <w:rtl w:val="0"/>
+        </w:rPr>
+        <w:t xml:space="preserve"> </w:t>
+      </w:r>
+      <w:r>
+        <w:rPr>
+          <w:rtl w:val="0"/>
+        </w:rPr>
+        <w:t xml:space="preserve">bền bỉ</w:t>
+      </w:r>
+      <w:r>
+        <w:rPr>
+          <w:i w:val="0"/>
+          <w:iCs w:val="0"/>
+          <w:smallCaps w:val="0"/>
+          <w:strike w:val="0"/>
+          <w:color w:val="000000"/>
+          <w:sz w:val="26"/>
+          <w:szCs w:val="26"/>
+          <w:u w:val="none"/>
+          <w:shd w:fill="auto" w:val="clear"/>
+          <w:vertAlign w:val="baseline"/>
+          <w:rtl w:val="0"/>
+        </w:rPr>
+        <w:t xml:space="preserve"> thay vì hiệu năng tuyệt đối; (2)</w:t>
+      </w:r>
+      <w:r>
+        <w:rPr>
+          <w:rtl w:val="0"/>
+        </w:rPr>
+        <w:t xml:space="preserve"> </w:t>
+      </w:r>
+      <w:r>
+        <w:rPr>
+          <w:i w:val="0"/>
+          <w:iCs w:val="0"/>
+          <w:smallCaps w:val="0"/>
+          <w:strike w:val="0"/>
+          <w:color w:val="000000"/>
+          <w:sz w:val="26"/>
+          <w:szCs w:val="26"/>
+          <w:u w:val="none"/>
+          <w:shd w:fill="auto" w:val="clear"/>
+          <w:vertAlign w:val="baseline"/>
+          <w:rtl w:val="0"/>
+        </w:rPr>
+        <w:t xml:space="preserve">mô hình có câu nhắc và mô hình tự động khá</w:t>
+      </w:r>
+      <w:r>
+        <w:rPr>
+          <w:rtl w:val="0"/>
+        </w:rPr>
+        <w:t xml:space="preserve">c về hướng tiếp cận</w:t>
+      </w:r>
+      <w:r>
+        <w:rPr>
+          <w:i w:val="0"/>
+          <w:iCs w:val="0"/>
+          <w:smallCaps w:val="0"/>
+          <w:strike w:val="0"/>
+          <w:color w:val="ff0000"/>
+          <w:sz w:val="26"/>
+          <w:szCs w:val="26"/>
+          <w:u w:val="none"/>
+          <w:shd w:fill="auto" w:val="clear"/>
+          <w:vertAlign w:val="baseline"/>
+          <w:rtl w:val="0"/>
+        </w:rPr>
+        <w:t xml:space="preserve"> </w:t>
+      </w:r>
+      <w:r>
+        <w:rPr>
+          <w:i w:val="0"/>
+          <w:iCs w:val="0"/>
+          <w:smallCaps w:val="0"/>
+          <w:strike w:val="0"/>
+          <w:color w:val="000000"/>
+          <w:sz w:val="26"/>
+          <w:szCs w:val="26"/>
+          <w:u w:val="none"/>
+          <w:shd w:fill="auto" w:val="clear"/>
+          <w:vertAlign w:val="baseline"/>
+          <w:rtl w:val="0"/>
+        </w:rPr>
+        <w:t xml:space="preserve">khi so s</w:t>
+      </w:r>
+      <w:r>
+        <w:rPr>
+          <w:rtl w:val="0"/>
+        </w:rPr>
+        <w:t xml:space="preserve">ánh</w:t>
+      </w:r>
+      <w:r>
+        <w:rPr>
+          <w:i w:val="0"/>
+          <w:iCs w:val="0"/>
+          <w:smallCaps w:val="0"/>
+          <w:strike w:val="0"/>
+          <w:color w:val="000000"/>
+          <w:sz w:val="26"/>
+          <w:szCs w:val="26"/>
+          <w:u w:val="none"/>
+          <w:shd w:fill="auto" w:val="clear"/>
+          <w:vertAlign w:val="baseline"/>
+          <w:rtl w:val="0"/>
+        </w:rPr>
+        <w:t xml:space="preserve">, cần nêu rõ giới hạn của so sánh; (3) phần đánh giá định tính còn ít minh họa, nên bổ sung các ca thất bại và ca câu nhắc lệch.</w:t>
       </w:r>
     </w:p>
     <w:p>
@@ -1800,217 +1975,7 @@
           <w:vertAlign w:val="baseline"/>
           <w:rtl w:val="0"/>
         </w:rPr>
-        <w:t xml:space="preserve">Tuy nhiên báo cáo còn một số điểm cần khắc phục trước khi bảo vệ: (1) cần làm rõ và trình bày nhất quán đóng góp của kiến trúc </w:t>
-      </w:r>
-      <w:r>
-        <w:rPr>
-          <w:rtl w:val="0"/>
-        </w:rPr>
-        <w:t xml:space="preserve">-</w:t>
-      </w:r>
-      <w:r>
-        <w:rPr>
-          <w:i w:val="0"/>
-          <w:iCs w:val="0"/>
-          <w:smallCaps w:val="0"/>
-          <w:strike w:val="0"/>
-          <w:color w:val="000000"/>
-          <w:sz w:val="26"/>
-          <w:szCs w:val="26"/>
-          <w:u w:val="none"/>
-          <w:shd w:fill="auto" w:val="clear"/>
-          <w:vertAlign w:val="baseline"/>
-          <w:rtl w:val="0"/>
-        </w:rPr>
-        <w:t xml:space="preserve"> kết quả ablation cho thấy PSG + CAD đánh đổi một phần hiệu năng ở câu nhắc lý tưởng để đổi lấy tính bền bỉ, do đó nên định h</w:t>
-      </w:r>
-      <w:r>
-        <w:rPr>
-          <w:rtl w:val="0"/>
-        </w:rPr>
-        <w:t xml:space="preserve">ướng</w:t>
-      </w:r>
-      <w:r>
-        <w:rPr>
-          <w:i w:val="0"/>
-          <w:iCs w:val="0"/>
-          <w:smallCaps w:val="0"/>
-          <w:strike w:val="0"/>
-          <w:color w:val="000000"/>
-          <w:sz w:val="26"/>
-          <w:szCs w:val="26"/>
-          <w:u w:val="none"/>
-          <w:shd w:fill="auto" w:val="clear"/>
-          <w:vertAlign w:val="baseline"/>
-          <w:rtl w:val="0"/>
-        </w:rPr>
-        <w:t xml:space="preserve"> khung đóng góp theo hướng hi</w:t>
-      </w:r>
-      <w:r>
-        <w:rPr>
-          <w:rtl w:val="0"/>
-        </w:rPr>
-        <w:t xml:space="preserve">ệu suất</w:t>
-      </w:r>
-      <w:r>
-        <w:rPr>
-          <w:i w:val="0"/>
-          <w:iCs w:val="0"/>
-          <w:smallCaps w:val="0"/>
-          <w:strike w:val="0"/>
-          <w:color w:val="000000"/>
-          <w:sz w:val="26"/>
-          <w:szCs w:val="26"/>
-          <w:u w:val="none"/>
-          <w:shd w:fill="auto" w:val="clear"/>
-          <w:vertAlign w:val="baseline"/>
-          <w:rtl w:val="0"/>
-        </w:rPr>
-        <w:t xml:space="preserve"> </w:t>
-      </w:r>
-      <w:r>
-        <w:rPr>
-          <w:rtl w:val="0"/>
-        </w:rPr>
-        <w:t xml:space="preserve">bền bỉ</w:t>
-      </w:r>
-      <w:r>
-        <w:rPr>
-          <w:i w:val="0"/>
-          <w:iCs w:val="0"/>
-          <w:smallCaps w:val="0"/>
-          <w:strike w:val="0"/>
-          <w:color w:val="000000"/>
-          <w:sz w:val="26"/>
-          <w:szCs w:val="26"/>
-          <w:u w:val="none"/>
-          <w:shd w:fill="auto" w:val="clear"/>
-          <w:vertAlign w:val="baseline"/>
-          <w:rtl w:val="0"/>
-        </w:rPr>
-        <w:t xml:space="preserve"> thay vì hiệu năng tuyệt đối; (2)</w:t>
-      </w:r>
-      <w:r>
-        <w:rPr>
-          <w:rtl w:val="0"/>
-        </w:rPr>
-        <w:t xml:space="preserve"> </w:t>
-      </w:r>
-      <w:r>
-        <w:rPr>
-          <w:i w:val="0"/>
-          <w:iCs w:val="0"/>
-          <w:smallCaps w:val="0"/>
-          <w:strike w:val="0"/>
-          <w:color w:val="000000"/>
-          <w:sz w:val="26"/>
-          <w:szCs w:val="26"/>
-          <w:u w:val="none"/>
-          <w:shd w:fill="auto" w:val="clear"/>
-          <w:vertAlign w:val="baseline"/>
-          <w:rtl w:val="0"/>
-        </w:rPr>
-        <w:t xml:space="preserve">mô hình có câu nhắc và mô hình tự động khá</w:t>
-      </w:r>
-      <w:r>
-        <w:rPr>
-          <w:rtl w:val="0"/>
-        </w:rPr>
-        <w:t xml:space="preserve">c về hướng tiếp cận</w:t>
-      </w:r>
-      <w:r>
-        <w:rPr>
-          <w:i w:val="0"/>
-          <w:iCs w:val="0"/>
-          <w:smallCaps w:val="0"/>
-          <w:strike w:val="0"/>
-          <w:color w:val="ff0000"/>
-          <w:sz w:val="26"/>
-          <w:szCs w:val="26"/>
-          <w:u w:val="none"/>
-          <w:shd w:fill="auto" w:val="clear"/>
-          <w:vertAlign w:val="baseline"/>
-          <w:rtl w:val="0"/>
-        </w:rPr>
-        <w:t xml:space="preserve"> </w:t>
-      </w:r>
-      <w:r>
-        <w:rPr>
-          <w:i w:val="0"/>
-          <w:iCs w:val="0"/>
-          <w:smallCaps w:val="0"/>
-          <w:strike w:val="0"/>
-          <w:color w:val="000000"/>
-          <w:sz w:val="26"/>
-          <w:szCs w:val="26"/>
-          <w:u w:val="none"/>
-          <w:shd w:fill="auto" w:val="clear"/>
-          <w:vertAlign w:val="baseline"/>
-          <w:rtl w:val="0"/>
-        </w:rPr>
-        <w:t xml:space="preserve">khi so s</w:t>
-      </w:r>
-      <w:r>
-        <w:rPr>
-          <w:rtl w:val="0"/>
-        </w:rPr>
-        <w:t xml:space="preserve">ánh</w:t>
-      </w:r>
-      <w:r>
-        <w:rPr>
-          <w:i w:val="0"/>
-          <w:iCs w:val="0"/>
-          <w:smallCaps w:val="0"/>
-          <w:strike w:val="0"/>
-          <w:color w:val="000000"/>
-          <w:sz w:val="26"/>
-          <w:szCs w:val="26"/>
-          <w:u w:val="none"/>
-          <w:shd w:fill="auto" w:val="clear"/>
-          <w:vertAlign w:val="baseline"/>
-          <w:rtl w:val="0"/>
-        </w:rPr>
-        <w:t xml:space="preserve">, cần nêu rõ giới hạn của so sánh; (3) phần đánh giá định tính còn ít minh họa, nên bổ sung các ca thất bại và ca câu nhắc lệch.</w:t>
-      </w:r>
-    </w:p>
-    <w:p>
-      <w:pPr>
-        <w:keepNext w:val="0"/>
-        <w:keepLines w:val="0"/>
-        <w:pageBreakBefore w:val="0"/>
-        <w:widowControl w:val="1"/>
-        <w:numPr>
-          <w:ilvl w:val="0"/>
-          <w:numId w:val="1"/>
-        </w:numPr>
-        <w:pBdr>
-          <w:top w:space="0" w:sz="0" w:val="nil"/>
-          <w:left w:space="0" w:sz="0" w:val="nil"/>
-          <w:bottom w:space="0" w:sz="0" w:val="nil"/>
-          <w:right w:space="0" w:sz="0" w:val="nil"/>
-          <w:between w:space="0" w:sz="0" w:val="nil"/>
-        </w:pBdr>
-        <w:shd w:fill="auto" w:val="clear"/>
-        <w:spacing w:after="100" w:before="0" w:line="276" w:lineRule="auto"/>
-        <w:ind w:left="600" w:right="0" w:hanging="300"/>
-        <w:jc w:val="left"/>
-        <w:rPr/>
-      </w:pPr>
-      <w:r>
-        <w:rPr>
-          <w:i w:val="0"/>
-          <w:iCs w:val="0"/>
-          <w:smallCaps w:val="0"/>
-          <w:strike w:val="0"/>
-          <w:color w:val="000000"/>
-          <w:sz w:val="26"/>
-          <w:szCs w:val="26"/>
-          <w:u w:val="none"/>
-          <w:shd w:fill="auto" w:val="clear"/>
-          <w:vertAlign w:val="baseline"/>
-          <w:rtl w:val="0"/>
-        </w:rPr>
-        <w:t>Nhóm đã bước đầu bổ sung kiểm định trên bộ dữ liệu độc lập thứ hai (FracAtlas, X-quang gãy xương) và xác nhận kiến trúc tổng quát hóa tốt sang miền dữ liệu mới; tuy nhiên một số kịch bản (PGA-UNet@512 Shift/Mixed) chưa chạy đầy đủ và một kết quả SAM-Med2D bất thường cần xác minh lại, đây là hạn chế nhóm đã thẳng thắn ghi nhận.</w:t>
+        <w:t>Nhóm đã bổ sung đầy đủ kiểm định trên bộ dữ liệu độc lập thứ hai (FracAtlas, X-quang gãy xương): PGA-UNet ở cả hai độ phân giải và ba kịch bản prompt, baseline U-Net, và phân tích theo độ khó tác vụ đều xác nhận kiến trúc tổng quát hóa tốt sang miền dữ liệu mới, với biên độ vượt trội U-Net và SAM-Med2D còn lớn hơn trên BTXRD. Một số liệu SAM-Med2D fine-tuned/zero-shot ban đầu trùng khớp bất thường ở kịch bản Zoom-out đã được đối chiếu với nhật ký huấn luyện gốc và xác nhận là do fine-tuning hội tụ sớm (checkpoint tốt nhất lưu tại epoch 1) trên tập dữ liệu đích nhỏ, không phải sai sót thực nghiệm. Hạn chế còn lại: cả hai bộ dữ liệu đều là ảnh công khai, chưa kiểm định trên dữ liệu thô thu thập trực tiếp từ một cơ sở y tế cụ thể.</w:t>
       </w:r>
     </w:p>
     <w:p>
